--- a/FSD - Designing a Dynamic Frontend with React/FSD - Designing a Dynamic Frontend with React Day 12 - 26-03-2026.docx
+++ b/FSD - Designing a Dynamic Frontend with React/FSD - Designing a Dynamic Frontend with React Day 12 - 26-03-2026.docx
@@ -24,10 +24,107 @@
       </w:pPr>
       <w:r>
         <w:rPr>
+          <w:lang w:val="en-US"/>
+        </w:rPr>
+        <w:t xml:space="preserve">HR portal App develop using React JS </w:t>
+      </w:r>
+    </w:p>
+    <w:p>
+      <w:pPr>
+        <w:rPr>
+          <w:lang w:val="en-US"/>
+        </w:rPr>
+      </w:pPr>
+      <w:r>
+        <w:rPr>
+          <w:lang w:val="en-US"/>
+        </w:rPr>
+        <w:t xml:space="preserve">Types of </w:t>
+      </w:r>
+      <w:proofErr w:type="gramStart"/>
+      <w:r>
+        <w:rPr>
+          <w:lang w:val="en-US"/>
+        </w:rPr>
+        <w:t>user</w:t>
+      </w:r>
+      <w:proofErr w:type="gramEnd"/>
+      <w:r>
+        <w:rPr>
+          <w:lang w:val="en-US"/>
+        </w:rPr>
+        <w:t xml:space="preserve"> </w:t>
+      </w:r>
+    </w:p>
+    <w:p>
+      <w:pPr>
+        <w:rPr>
+          <w:lang w:val="en-US"/>
+        </w:rPr>
+      </w:pPr>
+      <w:r>
+        <w:rPr>
+          <w:lang w:val="en-US"/>
+        </w:rPr>
+        <w:tab/>
+        <w:t>-</w:t>
+      </w:r>
+      <w:r>
+        <w:rPr>
+          <w:lang w:val="en-US"/>
+        </w:rPr>
+        <w:sym w:font="Wingdings" w:char="F0E0"/>
+      </w:r>
+      <w:r>
+        <w:rPr>
+          <w:lang w:val="en-US"/>
+        </w:rPr>
+        <w:t xml:space="preserve"> HR </w:t>
+      </w:r>
+    </w:p>
+    <w:p>
+      <w:pPr>
+        <w:rPr>
+          <w:lang w:val="en-US"/>
+        </w:rPr>
+      </w:pPr>
+      <w:r>
+        <w:rPr>
+          <w:lang w:val="en-US"/>
+        </w:rPr>
+        <w:tab/>
+      </w:r>
+      <w:r>
+        <w:rPr>
+          <w:lang w:val="en-US"/>
+        </w:rPr>
+        <w:sym w:font="Wingdings" w:char="F0E0"/>
+      </w:r>
+      <w:r>
+        <w:rPr>
+          <w:lang w:val="en-US"/>
+        </w:rPr>
+        <w:t xml:space="preserve"> Employee </w:t>
+      </w:r>
+      <w:r>
+        <w:rPr>
+          <w:lang w:val="en-US"/>
+        </w:rPr>
+        <w:tab/>
+      </w:r>
+    </w:p>
+    <w:p>
+      <w:pPr>
+        <w:rPr>
           <w:highlight w:val="yellow"/>
           <w:lang w:val="en-US"/>
         </w:rPr>
-        <w:t xml:space="preserve">Unit Testing with help of JEST testing framework for react JS application created project using </w:t>
+      </w:pPr>
+      <w:r>
+        <w:rPr>
+          <w:lang w:val="en-US"/>
+        </w:rPr>
+        <w:tab/>
       </w:r>
       <w:proofErr w:type="spellStart"/>
       <w:r>
@@ -35,7 +132,7 @@
           <w:highlight w:val="yellow"/>
           <w:lang w:val="en-US"/>
         </w:rPr>
-        <w:t>vite</w:t>
+        <w:t>Login.jsx</w:t>
       </w:r>
       <w:proofErr w:type="spellEnd"/>
       <w:r>
@@ -43,29 +140,29 @@
           <w:highlight w:val="yellow"/>
           <w:lang w:val="en-US"/>
         </w:rPr>
-        <w:t xml:space="preserve"> tool</w:t>
-      </w:r>
-    </w:p>
-    <w:p>
-      <w:pPr>
-        <w:rPr>
-          <w:lang w:val="en-US"/>
-        </w:rPr>
-      </w:pPr>
-    </w:p>
-    <w:p>
-      <w:pPr>
-        <w:rPr>
-          <w:lang w:val="en-US"/>
-        </w:rPr>
-      </w:pPr>
+        <w:t xml:space="preserve"> </w:t>
+      </w:r>
+      <w:r>
+        <w:rPr>
+          <w:highlight w:val="yellow"/>
+          <w:lang w:val="en-US"/>
+        </w:rPr>
+        <w:tab/>
+      </w:r>
+      <w:r>
+        <w:rPr>
+          <w:highlight w:val="yellow"/>
+          <w:lang w:val="en-US"/>
+        </w:rPr>
+        <w:tab/>
+      </w:r>
       <w:proofErr w:type="spellStart"/>
       <w:r>
         <w:rPr>
           <w:highlight w:val="yellow"/>
           <w:lang w:val="en-US"/>
         </w:rPr>
-        <w:t>npm</w:t>
+        <w:t>emai</w:t>
       </w:r>
       <w:proofErr w:type="spellEnd"/>
       <w:r>
@@ -73,1570 +170,467 @@
           <w:highlight w:val="yellow"/>
           <w:lang w:val="en-US"/>
         </w:rPr>
-        <w:t xml:space="preserve"> create </w:t>
-      </w:r>
-      <w:proofErr w:type="spellStart"/>
-      <w:r>
-        <w:rPr>
-          <w:highlight w:val="yellow"/>
-          <w:lang w:val="en-US"/>
-        </w:rPr>
-        <w:t>vite@latest</w:t>
-      </w:r>
-      <w:proofErr w:type="spellEnd"/>
-      <w:r>
-        <w:rPr>
-          <w:highlight w:val="yellow"/>
-          <w:lang w:val="en-US"/>
-        </w:rPr>
-        <w:t xml:space="preserve"> react-</w:t>
-      </w:r>
-      <w:proofErr w:type="spellStart"/>
-      <w:r>
-        <w:rPr>
-          <w:highlight w:val="yellow"/>
-          <w:lang w:val="en-US"/>
-        </w:rPr>
-        <w:t>vite</w:t>
-      </w:r>
-      <w:proofErr w:type="spellEnd"/>
-      <w:r>
-        <w:rPr>
-          <w:highlight w:val="yellow"/>
-          <w:lang w:val="en-US"/>
-        </w:rPr>
-        <w:t>-testing-app</w:t>
-      </w:r>
-      <w:r>
-        <w:rPr>
-          <w:lang w:val="en-US"/>
-        </w:rPr>
         <w:t xml:space="preserve"> </w:t>
-      </w:r>
-    </w:p>
-    <w:p>
-      <w:pPr>
-        <w:rPr>
-          <w:lang w:val="en-US"/>
-        </w:rPr>
-      </w:pPr>
-      <w:proofErr w:type="gramStart"/>
-      <w:r>
-        <w:rPr>
-          <w:lang w:val="en-US"/>
-        </w:rPr>
-        <w:t>react</w:t>
-      </w:r>
-      <w:proofErr w:type="gramEnd"/>
-      <w:r>
-        <w:rPr>
-          <w:lang w:val="en-US"/>
-        </w:rPr>
-        <w:t xml:space="preserve"> JS project </w:t>
-      </w:r>
-    </w:p>
-    <w:p>
-      <w:pPr>
-        <w:rPr>
-          <w:lang w:val="en-US"/>
-        </w:rPr>
-      </w:pPr>
-      <w:r>
-        <w:rPr>
-          <w:lang w:val="en-US"/>
-        </w:rPr>
-        <w:t xml:space="preserve">JavaScript </w:t>
-      </w:r>
-    </w:p>
-    <w:p>
-      <w:pPr>
-        <w:rPr>
-          <w:lang w:val="en-US"/>
-        </w:rPr>
-      </w:pPr>
-      <w:r>
-        <w:rPr>
-          <w:lang w:val="en-US"/>
-        </w:rPr>
-        <w:t xml:space="preserve">cd </w:t>
-      </w:r>
-      <w:r>
-        <w:rPr>
-          <w:lang w:val="en-US"/>
-        </w:rPr>
-        <w:t>react-</w:t>
-      </w:r>
-      <w:proofErr w:type="spellStart"/>
-      <w:r>
-        <w:rPr>
-          <w:lang w:val="en-US"/>
-        </w:rPr>
-        <w:t>vite</w:t>
-      </w:r>
-      <w:proofErr w:type="spellEnd"/>
-      <w:r>
-        <w:rPr>
-          <w:lang w:val="en-US"/>
-        </w:rPr>
-        <w:t xml:space="preserve">-testing-app </w:t>
-      </w:r>
-    </w:p>
-    <w:p>
-      <w:pPr>
-        <w:rPr>
-          <w:lang w:val="en-US"/>
-        </w:rPr>
-      </w:pPr>
-      <w:proofErr w:type="spellStart"/>
-      <w:r>
-        <w:rPr>
-          <w:lang w:val="en-US"/>
-        </w:rPr>
-        <w:t>npm</w:t>
-      </w:r>
-      <w:proofErr w:type="spellEnd"/>
-      <w:r>
-        <w:rPr>
-          <w:lang w:val="en-US"/>
-        </w:rPr>
-        <w:t xml:space="preserve"> install </w:t>
-      </w:r>
-    </w:p>
-    <w:p>
-      <w:pPr>
-        <w:rPr>
-          <w:lang w:val="en-US"/>
-        </w:rPr>
-      </w:pPr>
-      <w:proofErr w:type="spellStart"/>
-      <w:r>
-        <w:rPr>
-          <w:lang w:val="en-US"/>
-        </w:rPr>
-        <w:t>npm</w:t>
-      </w:r>
-      <w:proofErr w:type="spellEnd"/>
-      <w:r>
-        <w:rPr>
-          <w:lang w:val="en-US"/>
-        </w:rPr>
-        <w:t xml:space="preserve"> install -D </w:t>
-      </w:r>
-      <w:proofErr w:type="spellStart"/>
-      <w:r>
-        <w:rPr>
-          <w:lang w:val="en-US"/>
-        </w:rPr>
-        <w:t>vitest</w:t>
-      </w:r>
-      <w:proofErr w:type="spellEnd"/>
-      <w:r>
-        <w:rPr>
-          <w:lang w:val="en-US"/>
-        </w:rPr>
-        <w:t xml:space="preserve"> </w:t>
-      </w:r>
-      <w:proofErr w:type="spellStart"/>
-      <w:r>
-        <w:rPr>
-          <w:lang w:val="en-US"/>
-        </w:rPr>
-        <w:t>jsdom</w:t>
-      </w:r>
-      <w:proofErr w:type="spellEnd"/>
-      <w:r>
-        <w:rPr>
-          <w:lang w:val="en-US"/>
-        </w:rPr>
-        <w:t xml:space="preserve"> @testing-library/react @testing-library/jest-dom</w:t>
-      </w:r>
-    </w:p>
-    <w:p>
-      <w:pPr>
-        <w:rPr>
-          <w:lang w:val="en-US"/>
-        </w:rPr>
-      </w:pPr>
-      <w:proofErr w:type="spellStart"/>
-      <w:r>
-        <w:rPr>
-          <w:lang w:val="en-US"/>
-        </w:rPr>
-        <w:t>npm</w:t>
-      </w:r>
-      <w:proofErr w:type="spellEnd"/>
-      <w:r>
-        <w:rPr>
-          <w:lang w:val="en-US"/>
-        </w:rPr>
-        <w:t xml:space="preserve"> </w:t>
-      </w:r>
-      <w:proofErr w:type="gramStart"/>
-      <w:r>
-        <w:rPr>
-          <w:lang w:val="en-US"/>
-        </w:rPr>
-        <w:t>install @</w:t>
-      </w:r>
-      <w:proofErr w:type="gramEnd"/>
-      <w:r>
-        <w:rPr>
-          <w:lang w:val="en-US"/>
-        </w:rPr>
-        <w:t>testing-library/user-event</w:t>
-      </w:r>
-    </w:p>
-    <w:p>
-      <w:pPr>
-        <w:rPr>
-          <w:lang w:val="en-US"/>
-        </w:rPr>
-      </w:pPr>
-    </w:p>
-    <w:p>
-      <w:pPr>
-        <w:rPr>
-          <w:lang w:val="en-US"/>
-        </w:rPr>
-      </w:pPr>
-      <w:r>
-        <w:rPr>
-          <w:lang w:val="en-US"/>
-        </w:rPr>
-        <w:t xml:space="preserve">Configure </w:t>
-      </w:r>
-      <w:proofErr w:type="spellStart"/>
-      <w:r>
-        <w:rPr>
-          <w:lang w:val="en-US"/>
-        </w:rPr>
-        <w:t>Vitest</w:t>
-      </w:r>
-      <w:proofErr w:type="spellEnd"/>
-      <w:r>
-        <w:rPr>
-          <w:lang w:val="en-US"/>
-        </w:rPr>
-        <w:t xml:space="preserve"> in vite.config.js</w:t>
-      </w:r>
-    </w:p>
-    <w:p>
-      <w:pPr>
-        <w:rPr>
-          <w:lang w:val="en-US"/>
-        </w:rPr>
-      </w:pPr>
-    </w:p>
-    <w:p>
-      <w:pPr>
-        <w:rPr>
-          <w:lang w:val="en-US"/>
-        </w:rPr>
-      </w:pPr>
-      <w:r>
-        <w:rPr>
-          <w:lang w:val="en-US"/>
-        </w:rPr>
-        <w:t xml:space="preserve">import </w:t>
-      </w:r>
-      <w:proofErr w:type="gramStart"/>
-      <w:r>
-        <w:rPr>
-          <w:lang w:val="en-US"/>
-        </w:rPr>
-        <w:t xml:space="preserve">{ </w:t>
-      </w:r>
-      <w:proofErr w:type="spellStart"/>
-      <w:r>
-        <w:rPr>
-          <w:lang w:val="en-US"/>
-        </w:rPr>
-        <w:t>defineConfig</w:t>
-      </w:r>
-      <w:proofErr w:type="spellEnd"/>
-      <w:proofErr w:type="gramEnd"/>
-      <w:r>
-        <w:rPr>
-          <w:lang w:val="en-US"/>
-        </w:rPr>
-        <w:t xml:space="preserve"> } from "</w:t>
-      </w:r>
-      <w:proofErr w:type="spellStart"/>
-      <w:r>
-        <w:rPr>
-          <w:lang w:val="en-US"/>
-        </w:rPr>
-        <w:t>vite</w:t>
-      </w:r>
-      <w:proofErr w:type="spellEnd"/>
-      <w:proofErr w:type="gramStart"/>
-      <w:r>
-        <w:rPr>
-          <w:lang w:val="en-US"/>
-        </w:rPr>
-        <w:t>";</w:t>
-      </w:r>
-      <w:proofErr w:type="gramEnd"/>
-    </w:p>
-    <w:p>
-      <w:pPr>
-        <w:rPr>
-          <w:lang w:val="en-US"/>
-        </w:rPr>
-      </w:pPr>
-      <w:r>
-        <w:rPr>
-          <w:lang w:val="en-US"/>
-        </w:rPr>
-        <w:t xml:space="preserve">import react </w:t>
-      </w:r>
-      <w:proofErr w:type="gramStart"/>
-      <w:r>
-        <w:rPr>
-          <w:lang w:val="en-US"/>
-        </w:rPr>
-        <w:t>from "@</w:t>
-      </w:r>
-      <w:proofErr w:type="spellStart"/>
-      <w:proofErr w:type="gramEnd"/>
-      <w:r>
-        <w:rPr>
-          <w:lang w:val="en-US"/>
-        </w:rPr>
-        <w:t>vitejs</w:t>
-      </w:r>
-      <w:proofErr w:type="spellEnd"/>
-      <w:r>
-        <w:rPr>
-          <w:lang w:val="en-US"/>
-        </w:rPr>
-        <w:t>/plugin-react</w:t>
-      </w:r>
-      <w:proofErr w:type="gramStart"/>
-      <w:r>
-        <w:rPr>
-          <w:lang w:val="en-US"/>
-        </w:rPr>
-        <w:t>";</w:t>
-      </w:r>
-      <w:proofErr w:type="gramEnd"/>
-    </w:p>
-    <w:p>
-      <w:pPr>
-        <w:rPr>
-          <w:lang w:val="en-US"/>
-        </w:rPr>
-      </w:pPr>
-    </w:p>
-    <w:p>
-      <w:pPr>
-        <w:rPr>
-          <w:lang w:val="en-US"/>
-        </w:rPr>
-      </w:pPr>
-      <w:r>
-        <w:rPr>
-          <w:lang w:val="en-US"/>
-        </w:rPr>
-        <w:t xml:space="preserve">export default </w:t>
       </w:r>
       <w:proofErr w:type="spellStart"/>
       <w:proofErr w:type="gramStart"/>
       <w:r>
         <w:rPr>
-          <w:lang w:val="en-US"/>
-        </w:rPr>
-        <w:t>defineConfig</w:t>
+          <w:highlight w:val="yellow"/>
+          <w:lang w:val="en-US"/>
+        </w:rPr>
+        <w:t>ld</w:t>
       </w:r>
       <w:proofErr w:type="spellEnd"/>
       <w:r>
         <w:rPr>
-          <w:lang w:val="en-US"/>
-        </w:rPr>
-        <w:t>(</w:t>
+          <w:highlight w:val="yellow"/>
+          <w:lang w:val="en-US"/>
+        </w:rPr>
+        <w:t xml:space="preserve"> ,</w:t>
       </w:r>
       <w:proofErr w:type="gramEnd"/>
       <w:r>
         <w:rPr>
-          <w:lang w:val="en-US"/>
-        </w:rPr>
-        <w:t>{</w:t>
-      </w:r>
-    </w:p>
-    <w:p>
-      <w:pPr>
-        <w:rPr>
-          <w:lang w:val="en-US"/>
-        </w:rPr>
-      </w:pPr>
-      <w:r>
-        <w:rPr>
-          <w:lang w:val="en-US"/>
-        </w:rPr>
-        <w:t xml:space="preserve">  plugins: [</w:t>
-      </w:r>
-      <w:proofErr w:type="gramStart"/>
-      <w:r>
-        <w:rPr>
-          <w:lang w:val="en-US"/>
-        </w:rPr>
-        <w:t>react(</w:t>
-      </w:r>
-      <w:proofErr w:type="gramEnd"/>
-      <w:r>
-        <w:rPr>
-          <w:lang w:val="en-US"/>
-        </w:rPr>
-        <w:t>)],</w:t>
-      </w:r>
-    </w:p>
-    <w:p>
-      <w:pPr>
-        <w:rPr>
-          <w:lang w:val="en-US"/>
-        </w:rPr>
-      </w:pPr>
-      <w:r>
-        <w:rPr>
-          <w:lang w:val="en-US"/>
-        </w:rPr>
-        <w:t xml:space="preserve">  </w:t>
-      </w:r>
-      <w:proofErr w:type="gramStart"/>
-      <w:r>
-        <w:rPr>
-          <w:lang w:val="en-US"/>
-        </w:rPr>
-        <w:t>test: {</w:t>
-      </w:r>
-      <w:proofErr w:type="gramEnd"/>
-    </w:p>
-    <w:p>
-      <w:pPr>
-        <w:rPr>
-          <w:lang w:val="en-US"/>
-        </w:rPr>
-      </w:pPr>
-      <w:r>
-        <w:rPr>
-          <w:lang w:val="en-US"/>
-        </w:rPr>
-        <w:t xml:space="preserve">    environment: "</w:t>
+          <w:highlight w:val="yellow"/>
+          <w:lang w:val="en-US"/>
+        </w:rPr>
+        <w:t xml:space="preserve"> password and </w:t>
       </w:r>
       <w:proofErr w:type="spellStart"/>
       <w:r>
         <w:rPr>
-          <w:lang w:val="en-US"/>
-        </w:rPr>
-        <w:t>jsdom</w:t>
+          <w:highlight w:val="yellow"/>
+          <w:lang w:val="en-US"/>
+        </w:rPr>
+        <w:t>typeofUser</w:t>
       </w:r>
       <w:proofErr w:type="spellEnd"/>
-      <w:r>
-        <w:rPr>
-          <w:lang w:val="en-US"/>
-        </w:rPr>
-        <w:t>",</w:t>
-      </w:r>
-    </w:p>
-    <w:p>
-      <w:pPr>
-        <w:rPr>
-          <w:lang w:val="en-US"/>
-        </w:rPr>
-      </w:pPr>
-      <w:r>
-        <w:rPr>
-          <w:lang w:val="en-US"/>
-        </w:rPr>
-        <w:t xml:space="preserve">    </w:t>
+    </w:p>
+    <w:p>
+      <w:pPr>
+        <w:rPr>
+          <w:highlight w:val="yellow"/>
+          <w:lang w:val="en-US"/>
+        </w:rPr>
+      </w:pPr>
+      <w:r>
+        <w:rPr>
+          <w:highlight w:val="yellow"/>
+          <w:lang w:val="en-US"/>
+        </w:rPr>
+        <w:tab/>
+        <w:t xml:space="preserve">If user is HR </w:t>
+      </w:r>
+    </w:p>
+    <w:p>
+      <w:pPr>
+        <w:rPr>
+          <w:lang w:val="en-US"/>
+        </w:rPr>
+      </w:pPr>
+      <w:r>
+        <w:rPr>
+          <w:highlight w:val="yellow"/>
+          <w:lang w:val="en-US"/>
+        </w:rPr>
+        <w:tab/>
+        <w:t xml:space="preserve">Open the </w:t>
       </w:r>
       <w:proofErr w:type="spellStart"/>
       <w:r>
         <w:rPr>
-          <w:lang w:val="en-US"/>
-        </w:rPr>
-        <w:t>setupFiles</w:t>
+          <w:highlight w:val="yellow"/>
+          <w:lang w:val="en-US"/>
+        </w:rPr>
+        <w:t>HrDashboard.jsx</w:t>
       </w:r>
       <w:proofErr w:type="spellEnd"/>
       <w:r>
         <w:rPr>
           <w:lang w:val="en-US"/>
         </w:rPr>
-        <w:t>: "./</w:t>
+        <w:t xml:space="preserve"> </w:t>
+      </w:r>
+    </w:p>
+    <w:p>
+      <w:pPr>
+        <w:rPr>
+          <w:lang w:val="en-US"/>
+        </w:rPr>
+      </w:pPr>
+      <w:r>
+        <w:rPr>
+          <w:lang w:val="en-US"/>
+        </w:rPr>
+        <w:tab/>
+      </w:r>
+      <w:r>
+        <w:rPr>
+          <w:lang w:val="en-US"/>
+        </w:rPr>
+        <w:tab/>
+      </w:r>
+      <w:r>
+        <w:rPr>
+          <w:highlight w:val="yellow"/>
+          <w:lang w:val="en-US"/>
+        </w:rPr>
+        <w:t>Add Employee</w:t>
+      </w:r>
+      <w:r>
+        <w:rPr>
+          <w:lang w:val="en-US"/>
+        </w:rPr>
+        <w:t xml:space="preserve"> -</w:t>
+      </w:r>
+      <w:r>
+        <w:rPr>
+          <w:lang w:val="en-US"/>
+        </w:rPr>
+        <w:sym w:font="Wingdings" w:char="F0E0"/>
+      </w:r>
+      <w:r>
+        <w:rPr>
+          <w:lang w:val="en-US"/>
+        </w:rPr>
+        <w:t xml:space="preserve"> email id and department. </w:t>
       </w:r>
       <w:proofErr w:type="spellStart"/>
       <w:r>
         <w:rPr>
           <w:lang w:val="en-US"/>
         </w:rPr>
-        <w:t>src</w:t>
+        <w:t>AddEmployee.jsx</w:t>
       </w:r>
       <w:proofErr w:type="spellEnd"/>
       <w:r>
         <w:rPr>
           <w:lang w:val="en-US"/>
         </w:rPr>
-        <w:t>/setupTests.js",</w:t>
-      </w:r>
-    </w:p>
-    <w:p>
-      <w:pPr>
-        <w:rPr>
-          <w:lang w:val="en-US"/>
-        </w:rPr>
-      </w:pPr>
-      <w:r>
-        <w:rPr>
-          <w:lang w:val="en-US"/>
-        </w:rPr>
-        <w:t xml:space="preserve">    </w:t>
+        <w:t xml:space="preserve"> </w:t>
+      </w:r>
+    </w:p>
+    <w:p>
+      <w:pPr>
+        <w:rPr>
+          <w:lang w:val="en-US"/>
+        </w:rPr>
+      </w:pPr>
+      <w:r>
+        <w:rPr>
+          <w:lang w:val="en-US"/>
+        </w:rPr>
+        <w:tab/>
+      </w:r>
+      <w:r>
+        <w:rPr>
+          <w:lang w:val="en-US"/>
+        </w:rPr>
+        <w:tab/>
+      </w:r>
+      <w:r>
+        <w:rPr>
+          <w:highlight w:val="yellow"/>
+          <w:lang w:val="en-US"/>
+        </w:rPr>
+        <w:t>View All Employee details</w:t>
+      </w:r>
+      <w:r>
+        <w:rPr>
+          <w:lang w:val="en-US"/>
+        </w:rPr>
+        <w:t xml:space="preserve"> -</w:t>
+      </w:r>
+      <w:r>
+        <w:rPr>
+          <w:lang w:val="en-US"/>
+        </w:rPr>
+        <w:sym w:font="Wingdings" w:char="F0E0"/>
       </w:r>
       <w:proofErr w:type="spellStart"/>
       <w:r>
         <w:rPr>
           <w:lang w:val="en-US"/>
         </w:rPr>
-        <w:t>globals</w:t>
+        <w:t>ViewEmployees.jsx</w:t>
       </w:r>
       <w:proofErr w:type="spellEnd"/>
       <w:r>
         <w:rPr>
           <w:lang w:val="en-US"/>
         </w:rPr>
-        <w:t xml:space="preserve">: true, </w:t>
-      </w:r>
-    </w:p>
-    <w:p>
-      <w:pPr>
-        <w:rPr>
-          <w:lang w:val="en-US"/>
-        </w:rPr>
-      </w:pPr>
-      <w:r>
-        <w:rPr>
-          <w:lang w:val="en-US"/>
-        </w:rPr>
-        <w:t xml:space="preserve">  },</w:t>
-      </w:r>
-    </w:p>
-    <w:p>
-      <w:pPr>
-        <w:rPr>
-          <w:lang w:val="en-US"/>
-        </w:rPr>
-      </w:pPr>
-      <w:r>
-        <w:rPr>
-          <w:lang w:val="en-US"/>
-        </w:rPr>
-        <w:t>}</w:t>
-      </w:r>
-      <w:proofErr w:type="gramStart"/>
-      <w:r>
-        <w:rPr>
-          <w:lang w:val="en-US"/>
-        </w:rPr>
-        <w:t>);</w:t>
-      </w:r>
-      <w:proofErr w:type="gramEnd"/>
-    </w:p>
-    <w:p>
-      <w:pPr>
-        <w:rPr>
-          <w:lang w:val="en-US"/>
-        </w:rPr>
-      </w:pPr>
-    </w:p>
-    <w:p>
-      <w:pPr>
-        <w:rPr>
-          <w:lang w:val="en-US"/>
-        </w:rPr>
-      </w:pPr>
-      <w:r>
-        <w:rPr>
-          <w:lang w:val="en-US"/>
-        </w:rPr>
-        <w:t>Setup Test Environment</w:t>
-      </w:r>
-    </w:p>
-    <w:p>
-      <w:pPr>
-        <w:rPr>
-          <w:lang w:val="en-US"/>
-        </w:rPr>
-      </w:pPr>
+        <w:t xml:space="preserve"> </w:t>
+      </w:r>
+    </w:p>
+    <w:p>
+      <w:pPr>
+        <w:rPr>
+          <w:lang w:val="en-US"/>
+        </w:rPr>
+      </w:pPr>
+      <w:r>
+        <w:rPr>
+          <w:lang w:val="en-US"/>
+        </w:rPr>
+        <w:tab/>
+      </w:r>
+      <w:r>
+        <w:rPr>
+          <w:lang w:val="en-US"/>
+        </w:rPr>
+        <w:tab/>
+        <w:t xml:space="preserve">View All Employee leave request </w:t>
+      </w:r>
+      <w:r>
+        <w:rPr>
+          <w:lang w:val="en-US"/>
+        </w:rPr>
+        <w:sym w:font="Wingdings" w:char="F0E0"/>
+      </w:r>
+      <w:r>
+        <w:rPr>
+          <w:lang w:val="en-US"/>
+        </w:rPr>
+        <w:t xml:space="preserve"> </w:t>
+      </w:r>
       <w:proofErr w:type="spellStart"/>
       <w:r>
         <w:rPr>
           <w:lang w:val="en-US"/>
         </w:rPr>
-        <w:lastRenderedPageBreak/>
-        <w:t>src</w:t>
+        <w:t>ViewAllEmployeeLeaveInfo.jsx</w:t>
       </w:r>
       <w:proofErr w:type="spellEnd"/>
       <w:r>
         <w:rPr>
           <w:lang w:val="en-US"/>
         </w:rPr>
-        <w:t>/setupTests.js</w:t>
-      </w:r>
-    </w:p>
-    <w:p>
-      <w:pPr>
-        <w:rPr>
-          <w:lang w:val="en-US"/>
-        </w:rPr>
-      </w:pPr>
-      <w:r>
-        <w:rPr>
-          <w:lang w:val="en-US"/>
-        </w:rPr>
-        <w:t>import "@testing-library/jest-</w:t>
+        <w:t xml:space="preserve"> </w:t>
+      </w:r>
+    </w:p>
+    <w:p>
+      <w:pPr>
+        <w:rPr>
+          <w:highlight w:val="yellow"/>
+          <w:lang w:val="en-US"/>
+        </w:rPr>
+      </w:pPr>
+      <w:r>
+        <w:rPr>
+          <w:lang w:val="en-US"/>
+        </w:rPr>
+        <w:tab/>
+      </w:r>
+      <w:r>
+        <w:rPr>
+          <w:highlight w:val="yellow"/>
+          <w:lang w:val="en-US"/>
+        </w:rPr>
+        <w:t xml:space="preserve">If user is Employee </w:t>
+      </w:r>
+    </w:p>
+    <w:p>
+      <w:pPr>
+        <w:rPr>
+          <w:lang w:val="en-US"/>
+        </w:rPr>
+      </w:pPr>
+      <w:r>
+        <w:rPr>
+          <w:highlight w:val="yellow"/>
+          <w:lang w:val="en-US"/>
+        </w:rPr>
+        <w:tab/>
+        <w:t xml:space="preserve">Open the </w:t>
       </w:r>
       <w:proofErr w:type="spellStart"/>
       <w:r>
         <w:rPr>
-          <w:lang w:val="en-US"/>
-        </w:rPr>
-        <w:t>dom</w:t>
+          <w:highlight w:val="yellow"/>
+          <w:lang w:val="en-US"/>
+        </w:rPr>
+        <w:t>EmployeeDashboard.jsx</w:t>
       </w:r>
       <w:proofErr w:type="spellEnd"/>
-      <w:proofErr w:type="gramStart"/>
-      <w:r>
-        <w:rPr>
-          <w:lang w:val="en-US"/>
-        </w:rPr>
-        <w:t>";</w:t>
-      </w:r>
-      <w:proofErr w:type="gramEnd"/>
-    </w:p>
-    <w:p>
-      <w:pPr>
-        <w:rPr>
-          <w:lang w:val="en-US"/>
-        </w:rPr>
-      </w:pPr>
-    </w:p>
-    <w:p>
-      <w:pPr>
-        <w:rPr>
-          <w:lang w:val="en-US"/>
-        </w:rPr>
-      </w:pPr>
-      <w:r>
-        <w:rPr>
-          <w:lang w:val="en-US"/>
-        </w:rPr>
-        <w:t xml:space="preserve">Add </w:t>
-      </w:r>
-      <w:proofErr w:type="gramStart"/>
-      <w:r>
-        <w:rPr>
-          <w:lang w:val="en-US"/>
-        </w:rPr>
-        <w:t>these code</w:t>
-      </w:r>
-      <w:proofErr w:type="gramEnd"/>
-      <w:r>
-        <w:rPr>
-          <w:lang w:val="en-US"/>
-        </w:rPr>
-        <w:t xml:space="preserve"> in </w:t>
+      <w:r>
+        <w:rPr>
+          <w:lang w:val="en-US"/>
+        </w:rPr>
+        <w:t xml:space="preserve"> </w:t>
+      </w:r>
+    </w:p>
+    <w:p>
+      <w:pPr>
+        <w:rPr>
+          <w:lang w:val="en-US"/>
+        </w:rPr>
+      </w:pPr>
+      <w:r>
+        <w:rPr>
+          <w:lang w:val="en-US"/>
+        </w:rPr>
+        <w:tab/>
+      </w:r>
+      <w:r>
+        <w:rPr>
+          <w:lang w:val="en-US"/>
+        </w:rPr>
+        <w:tab/>
+      </w:r>
+      <w:r>
+        <w:rPr>
+          <w:highlight w:val="yellow"/>
+          <w:lang w:val="en-US"/>
+        </w:rPr>
+        <w:t xml:space="preserve">View its own personal details </w:t>
       </w:r>
       <w:proofErr w:type="spellStart"/>
       <w:r>
         <w:rPr>
-          <w:lang w:val="en-US"/>
-        </w:rPr>
-        <w:t>package.json</w:t>
+          <w:highlight w:val="yellow"/>
+          <w:lang w:val="en-US"/>
+        </w:rPr>
+        <w:t>ViewEmployeeInfo.jsx</w:t>
       </w:r>
       <w:proofErr w:type="spellEnd"/>
       <w:r>
         <w:rPr>
           <w:lang w:val="en-US"/>
         </w:rPr>
-        <w:t xml:space="preserve"> file</w:t>
-      </w:r>
-    </w:p>
-    <w:p>
-      <w:pPr>
-        <w:rPr>
-          <w:lang w:val="en-US"/>
-        </w:rPr>
-      </w:pPr>
-    </w:p>
-    <w:p>
-      <w:pPr>
-        <w:rPr>
-          <w:lang w:val="en-US"/>
-        </w:rPr>
-      </w:pPr>
-      <w:r>
-        <w:rPr>
-          <w:lang w:val="en-US"/>
-        </w:rPr>
-        <w:t>"scripts</w:t>
-      </w:r>
-      <w:proofErr w:type="gramStart"/>
-      <w:r>
-        <w:rPr>
-          <w:lang w:val="en-US"/>
-        </w:rPr>
-        <w:t>": {</w:t>
-      </w:r>
-      <w:proofErr w:type="gramEnd"/>
-    </w:p>
-    <w:p>
-      <w:pPr>
-        <w:rPr>
-          <w:lang w:val="en-US"/>
-        </w:rPr>
-      </w:pPr>
-      <w:r>
-        <w:rPr>
-          <w:lang w:val="en-US"/>
-        </w:rPr>
-        <w:t xml:space="preserve">     "test": "</w:t>
+        <w:t xml:space="preserve"> </w:t>
+      </w:r>
+    </w:p>
+    <w:p>
+      <w:pPr>
+        <w:rPr>
+          <w:lang w:val="en-US"/>
+        </w:rPr>
+      </w:pPr>
+      <w:r>
+        <w:rPr>
+          <w:lang w:val="en-US"/>
+        </w:rPr>
+        <w:tab/>
+      </w:r>
+      <w:r>
+        <w:rPr>
+          <w:lang w:val="en-US"/>
+        </w:rPr>
+        <w:tab/>
+        <w:t>Apply leave details -</w:t>
+      </w:r>
+      <w:r>
+        <w:rPr>
+          <w:lang w:val="en-US"/>
+        </w:rPr>
+        <w:sym w:font="Wingdings" w:char="F0E0"/>
+      </w:r>
+      <w:r>
+        <w:rPr>
+          <w:lang w:val="en-US"/>
+        </w:rPr>
+        <w:t xml:space="preserve"> </w:t>
       </w:r>
       <w:proofErr w:type="spellStart"/>
       <w:r>
         <w:rPr>
           <w:lang w:val="en-US"/>
         </w:rPr>
-        <w:t>vitest</w:t>
+        <w:t>ApplyLeave.jsx</w:t>
       </w:r>
       <w:proofErr w:type="spellEnd"/>
       <w:r>
         <w:rPr>
           <w:lang w:val="en-US"/>
         </w:rPr>
-        <w:t>",</w:t>
-      </w:r>
-    </w:p>
-    <w:p>
-      <w:pPr>
-        <w:rPr>
-          <w:lang w:val="en-US"/>
-        </w:rPr>
-      </w:pPr>
-      <w:r>
-        <w:rPr>
-          <w:lang w:val="en-US"/>
-        </w:rPr>
-        <w:t xml:space="preserve">    "</w:t>
+        <w:t xml:space="preserve"> </w:t>
+      </w:r>
+    </w:p>
+    <w:p>
+      <w:pPr>
+        <w:rPr>
+          <w:lang w:val="en-US"/>
+        </w:rPr>
+      </w:pPr>
+      <w:r>
+        <w:rPr>
+          <w:lang w:val="en-US"/>
+        </w:rPr>
+        <w:tab/>
+      </w:r>
+      <w:r>
+        <w:rPr>
+          <w:lang w:val="en-US"/>
+        </w:rPr>
+        <w:tab/>
+        <w:t>View leave status -</w:t>
+      </w:r>
+      <w:r>
+        <w:rPr>
+          <w:lang w:val="en-US"/>
+        </w:rPr>
+        <w:sym w:font="Wingdings" w:char="F0E0"/>
+      </w:r>
+      <w:r>
+        <w:rPr>
+          <w:lang w:val="en-US"/>
+        </w:rPr>
+        <w:t xml:space="preserve"> </w:t>
       </w:r>
       <w:proofErr w:type="spellStart"/>
-      <w:proofErr w:type="gramStart"/>
-      <w:r>
-        <w:rPr>
-          <w:lang w:val="en-US"/>
-        </w:rPr>
-        <w:t>test:watch</w:t>
+      <w:r>
+        <w:rPr>
+          <w:lang w:val="en-US"/>
+        </w:rPr>
+        <w:t>ViewLeaveStat.jsx</w:t>
       </w:r>
       <w:proofErr w:type="spellEnd"/>
-      <w:proofErr w:type="gramEnd"/>
-      <w:r>
-        <w:rPr>
-          <w:lang w:val="en-US"/>
-        </w:rPr>
-        <w:t>": "</w:t>
+      <w:r>
+        <w:rPr>
+          <w:lang w:val="en-US"/>
+        </w:rPr>
+        <w:t xml:space="preserve"> </w:t>
+      </w:r>
+    </w:p>
+    <w:p>
+      <w:pPr>
+        <w:rPr>
+          <w:lang w:val="en-US"/>
+        </w:rPr>
+      </w:pPr>
+      <w:r>
+        <w:rPr>
+          <w:lang w:val="en-US"/>
+        </w:rPr>
+        <w:tab/>
       </w:r>
       <w:proofErr w:type="spellStart"/>
       <w:r>
         <w:rPr>
-          <w:lang w:val="en-US"/>
-        </w:rPr>
-        <w:t>vitest</w:t>
+          <w:highlight w:val="yellow"/>
+          <w:lang w:val="en-US"/>
+        </w:rPr>
+        <w:t>SignUp.jsx</w:t>
       </w:r>
       <w:proofErr w:type="spellEnd"/>
       <w:r>
         <w:rPr>
-          <w:lang w:val="en-US"/>
-        </w:rPr>
-        <w:t xml:space="preserve"> --watch",</w:t>
-      </w:r>
-    </w:p>
-    <w:p>
-      <w:pPr>
-        <w:rPr>
-          <w:lang w:val="en-US"/>
-        </w:rPr>
-      </w:pPr>
-      <w:r>
-        <w:rPr>
-          <w:lang w:val="en-US"/>
-        </w:rPr>
-        <w:t xml:space="preserve">    "</w:t>
-      </w:r>
-      <w:proofErr w:type="spellStart"/>
-      <w:proofErr w:type="gramStart"/>
-      <w:r>
-        <w:rPr>
-          <w:lang w:val="en-US"/>
-        </w:rPr>
-        <w:t>test:coverage</w:t>
-      </w:r>
-      <w:proofErr w:type="spellEnd"/>
-      <w:proofErr w:type="gramEnd"/>
-      <w:r>
-        <w:rPr>
-          <w:lang w:val="en-US"/>
-        </w:rPr>
-        <w:t>": "</w:t>
-      </w:r>
-      <w:proofErr w:type="spellStart"/>
-      <w:r>
-        <w:rPr>
-          <w:lang w:val="en-US"/>
-        </w:rPr>
-        <w:t>vitest</w:t>
-      </w:r>
-      <w:proofErr w:type="spellEnd"/>
-      <w:r>
-        <w:rPr>
-          <w:lang w:val="en-US"/>
-        </w:rPr>
-        <w:t xml:space="preserve"> run --coverage",</w:t>
-      </w:r>
-    </w:p>
-    <w:p>
-      <w:pPr>
-        <w:rPr>
-          <w:lang w:val="en-US"/>
-        </w:rPr>
-      </w:pPr>
-      <w:r>
-        <w:rPr>
-          <w:lang w:val="en-US"/>
-        </w:rPr>
-        <w:t xml:space="preserve">    "</w:t>
-      </w:r>
-      <w:proofErr w:type="spellStart"/>
-      <w:proofErr w:type="gramStart"/>
-      <w:r>
-        <w:rPr>
-          <w:lang w:val="en-US"/>
-        </w:rPr>
-        <w:t>test:coverage</w:t>
-      </w:r>
-      <w:proofErr w:type="gramEnd"/>
-      <w:r>
-        <w:rPr>
-          <w:lang w:val="en-US"/>
-        </w:rPr>
-        <w:t>:report</w:t>
-      </w:r>
-      <w:proofErr w:type="spellEnd"/>
-      <w:r>
-        <w:rPr>
-          <w:lang w:val="en-US"/>
-        </w:rPr>
-        <w:t>": "</w:t>
-      </w:r>
-      <w:proofErr w:type="spellStart"/>
-      <w:r>
-        <w:rPr>
-          <w:lang w:val="en-US"/>
-        </w:rPr>
-        <w:t>vitest</w:t>
-      </w:r>
-      <w:proofErr w:type="spellEnd"/>
-      <w:r>
-        <w:rPr>
-          <w:lang w:val="en-US"/>
-        </w:rPr>
-        <w:t xml:space="preserve"> run --coverage --reporter=html"</w:t>
-      </w:r>
-    </w:p>
-    <w:p>
-      <w:pPr>
-        <w:rPr>
-          <w:lang w:val="en-US"/>
-        </w:rPr>
-      </w:pPr>
-      <w:r>
-        <w:rPr>
-          <w:lang w:val="en-US"/>
-        </w:rPr>
-        <w:t>}</w:t>
-      </w:r>
-    </w:p>
-    <w:p>
-      <w:pPr>
-        <w:rPr>
-          <w:lang w:val="en-US"/>
-        </w:rPr>
-      </w:pPr>
-    </w:p>
-    <w:p>
-      <w:pPr>
-        <w:rPr>
-          <w:lang w:val="en-US"/>
-        </w:rPr>
-      </w:pPr>
-      <w:r>
-        <w:rPr>
-          <w:lang w:val="en-US"/>
-        </w:rPr>
-        <w:t xml:space="preserve">Testing </w:t>
-      </w:r>
-      <w:proofErr w:type="gramStart"/>
-      <w:r>
-        <w:rPr>
-          <w:lang w:val="en-US"/>
-        </w:rPr>
-        <w:t>suite :</w:t>
-      </w:r>
-      <w:proofErr w:type="gramEnd"/>
-      <w:r>
-        <w:rPr>
+          <w:highlight w:val="yellow"/>
           <w:lang w:val="en-US"/>
         </w:rPr>
         <w:t xml:space="preserve"> </w:t>
       </w:r>
-      <w:proofErr w:type="gramStart"/>
-      <w:r>
-        <w:rPr>
-          <w:lang w:val="en-US"/>
-        </w:rPr>
-        <w:t>describe</w:t>
-      </w:r>
-      <w:proofErr w:type="gramEnd"/>
-      <w:r>
-        <w:rPr>
-          <w:lang w:val="en-US"/>
-        </w:rPr>
-        <w:t xml:space="preserve"> function help to create test suite. Testing suite </w:t>
-      </w:r>
-      <w:proofErr w:type="gramStart"/>
-      <w:r>
-        <w:rPr>
-          <w:lang w:val="en-US"/>
-        </w:rPr>
-        <w:t>is contains</w:t>
-      </w:r>
-      <w:proofErr w:type="gramEnd"/>
-      <w:r>
-        <w:rPr>
-          <w:lang w:val="en-US"/>
-        </w:rPr>
-        <w:t xml:space="preserve"> which can hold one test case. </w:t>
-      </w:r>
-    </w:p>
-    <w:p>
-      <w:pPr>
-        <w:rPr>
-          <w:lang w:val="en-US"/>
-        </w:rPr>
-      </w:pPr>
-      <w:proofErr w:type="gramStart"/>
-      <w:r>
-        <w:rPr>
-          <w:lang w:val="en-US"/>
-        </w:rPr>
-        <w:t>describe(</w:t>
-      </w:r>
-      <w:proofErr w:type="gramEnd"/>
-      <w:r>
-        <w:rPr>
-          <w:lang w:val="en-US"/>
-        </w:rPr>
-        <w:t>“Hello Components testing</w:t>
-      </w:r>
-      <w:proofErr w:type="gramStart"/>
-      <w:r>
-        <w:rPr>
-          <w:lang w:val="en-US"/>
-        </w:rPr>
-        <w:t>”,(</w:t>
-      </w:r>
-      <w:proofErr w:type="gramEnd"/>
-      <w:r>
-        <w:rPr>
-          <w:lang w:val="en-US"/>
-        </w:rPr>
-        <w:t>)=&gt; {</w:t>
-      </w:r>
-    </w:p>
-    <w:p>
-      <w:pPr>
-        <w:rPr>
-          <w:lang w:val="en-US"/>
-        </w:rPr>
-      </w:pPr>
-    </w:p>
-    <w:p>
-      <w:pPr>
-        <w:rPr>
-          <w:lang w:val="en-US"/>
-        </w:rPr>
-      </w:pPr>
-      <w:r>
-        <w:rPr>
-          <w:lang w:val="en-US"/>
-        </w:rPr>
-        <w:t>})</w:t>
-      </w:r>
-    </w:p>
-    <w:p>
-      <w:pPr>
-        <w:rPr>
-          <w:lang w:val="en-US"/>
-        </w:rPr>
-      </w:pPr>
-      <w:r>
-        <w:rPr>
-          <w:lang w:val="en-US"/>
-        </w:rPr>
-        <w:t xml:space="preserve">Test </w:t>
-      </w:r>
-      <w:proofErr w:type="gramStart"/>
-      <w:r>
-        <w:rPr>
-          <w:lang w:val="en-US"/>
-        </w:rPr>
-        <w:t>case :</w:t>
-      </w:r>
-      <w:proofErr w:type="gramEnd"/>
-      <w:r>
-        <w:rPr>
-          <w:lang w:val="en-US"/>
-        </w:rPr>
-        <w:t xml:space="preserve"> test case </w:t>
-      </w:r>
-      <w:proofErr w:type="gramStart"/>
-      <w:r>
-        <w:rPr>
-          <w:lang w:val="en-US"/>
-        </w:rPr>
-        <w:t>a type</w:t>
-      </w:r>
-      <w:proofErr w:type="gramEnd"/>
-      <w:r>
-        <w:rPr>
-          <w:lang w:val="en-US"/>
-        </w:rPr>
-        <w:t xml:space="preserve"> of function which </w:t>
-      </w:r>
-      <w:proofErr w:type="gramStart"/>
-      <w:r>
-        <w:rPr>
-          <w:lang w:val="en-US"/>
-        </w:rPr>
-        <w:t>help</w:t>
-      </w:r>
-      <w:proofErr w:type="gramEnd"/>
-      <w:r>
-        <w:rPr>
-          <w:lang w:val="en-US"/>
-        </w:rPr>
-        <w:t xml:space="preserve"> to test </w:t>
-      </w:r>
-      <w:proofErr w:type="gramStart"/>
-      <w:r>
-        <w:rPr>
-          <w:lang w:val="en-US"/>
-        </w:rPr>
-        <w:t>particular test</w:t>
-      </w:r>
-      <w:proofErr w:type="gramEnd"/>
-      <w:r>
-        <w:rPr>
-          <w:lang w:val="en-US"/>
-        </w:rPr>
-        <w:t xml:space="preserve"> functionality. </w:t>
-      </w:r>
-    </w:p>
-    <w:p>
-      <w:pPr>
-        <w:rPr>
-          <w:lang w:val="en-US"/>
-        </w:rPr>
-      </w:pPr>
-      <w:r>
-        <w:rPr>
-          <w:lang w:val="en-US"/>
-        </w:rPr>
-        <w:t>test(“message</w:t>
-      </w:r>
-      <w:proofErr w:type="gramStart"/>
-      <w:r>
-        <w:rPr>
-          <w:lang w:val="en-US"/>
-        </w:rPr>
-        <w:t>”,(</w:t>
-      </w:r>
-      <w:proofErr w:type="gramEnd"/>
-      <w:r>
-        <w:rPr>
-          <w:lang w:val="en-US"/>
-        </w:rPr>
-        <w:t>)=&gt; {</w:t>
-      </w:r>
-    </w:p>
-    <w:p>
-      <w:pPr>
-        <w:rPr>
-          <w:lang w:val="en-US"/>
-        </w:rPr>
-      </w:pPr>
-    </w:p>
-    <w:p>
-      <w:pPr>
-        <w:rPr>
-          <w:lang w:val="en-US"/>
-        </w:rPr>
-      </w:pPr>
-      <w:r>
-        <w:rPr>
-          <w:lang w:val="en-US"/>
-        </w:rPr>
-        <w:t>})</w:t>
-      </w:r>
-    </w:p>
-    <w:p>
-      <w:pPr>
-        <w:rPr>
-          <w:lang w:val="en-US"/>
-        </w:rPr>
-      </w:pPr>
-    </w:p>
-    <w:p>
-      <w:pPr>
-        <w:rPr>
-          <w:lang w:val="en-US"/>
-        </w:rPr>
-      </w:pPr>
-    </w:p>
-    <w:p>
-      <w:pPr>
-        <w:rPr>
-          <w:lang w:val="en-US"/>
-        </w:rPr>
-      </w:pPr>
-    </w:p>
-    <w:p>
-      <w:pPr>
-        <w:rPr>
-          <w:lang w:val="en-US"/>
-        </w:rPr>
-      </w:pPr>
-    </w:p>
-    <w:p>
-      <w:pPr>
-        <w:rPr>
-          <w:lang w:val="en-US"/>
-        </w:rPr>
-      </w:pPr>
-    </w:p>
-    <w:p>
-      <w:pPr>
-        <w:rPr>
-          <w:lang w:val="en-US"/>
-        </w:rPr>
-      </w:pPr>
-    </w:p>
-    <w:p>
-      <w:pPr>
-        <w:rPr>
-          <w:lang w:val="en-US"/>
-        </w:rPr>
-      </w:pPr>
-    </w:p>
-    <w:p>
-      <w:pPr>
-        <w:rPr>
-          <w:lang w:val="en-US"/>
-        </w:rPr>
-      </w:pPr>
-      <w:proofErr w:type="gramStart"/>
-      <w:r>
-        <w:rPr>
-          <w:lang w:val="en-US"/>
-        </w:rPr>
-        <w:lastRenderedPageBreak/>
-        <w:t>describe(</w:t>
-      </w:r>
-      <w:proofErr w:type="gramEnd"/>
-      <w:r>
-        <w:rPr>
-          <w:lang w:val="en-US"/>
-        </w:rPr>
-        <w:t>“Hello Components testing</w:t>
-      </w:r>
-      <w:proofErr w:type="gramStart"/>
-      <w:r>
-        <w:rPr>
-          <w:lang w:val="en-US"/>
-        </w:rPr>
-        <w:t>”,(</w:t>
-      </w:r>
-      <w:proofErr w:type="gramEnd"/>
-      <w:r>
-        <w:rPr>
-          <w:lang w:val="en-US"/>
-        </w:rPr>
-        <w:t>)=&gt; {</w:t>
-      </w:r>
-    </w:p>
-    <w:p>
-      <w:pPr>
-        <w:rPr>
-          <w:lang w:val="en-US"/>
-        </w:rPr>
-      </w:pPr>
-      <w:r>
-        <w:rPr>
+      <w:r>
+        <w:rPr>
+          <w:highlight w:val="yellow"/>
           <w:lang w:val="en-US"/>
         </w:rPr>
         <w:tab/>
       </w:r>
-      <w:proofErr w:type="gramStart"/>
-      <w:r>
-        <w:rPr>
-          <w:lang w:val="en-US"/>
-        </w:rPr>
-        <w:t>test(</w:t>
-      </w:r>
-      <w:proofErr w:type="gramEnd"/>
-      <w:r>
-        <w:rPr>
-          <w:lang w:val="en-US"/>
-        </w:rPr>
-        <w:t>“</w:t>
-      </w:r>
-      <w:proofErr w:type="gramStart"/>
-      <w:r>
-        <w:rPr>
-          <w:lang w:val="en-US"/>
-        </w:rPr>
-        <w:t>”,(</w:t>
-      </w:r>
-      <w:proofErr w:type="gramEnd"/>
-      <w:r>
-        <w:rPr>
-          <w:lang w:val="en-US"/>
-        </w:rPr>
-        <w:t>)=&gt; {</w:t>
-      </w:r>
-    </w:p>
-    <w:p>
-      <w:pPr>
-        <w:rPr>
-          <w:lang w:val="en-US"/>
-        </w:rPr>
-      </w:pPr>
-    </w:p>
-    <w:p>
-      <w:pPr>
-        <w:ind w:firstLine="720"/>
-        <w:rPr>
-          <w:lang w:val="en-US"/>
-        </w:rPr>
-      </w:pPr>
-      <w:r>
-        <w:rPr>
-          <w:lang w:val="en-US"/>
-        </w:rPr>
-        <w:t>})</w:t>
-      </w:r>
-    </w:p>
-    <w:p>
-      <w:pPr>
-        <w:ind w:firstLine="720"/>
-        <w:rPr>
-          <w:lang w:val="en-US"/>
-        </w:rPr>
-      </w:pPr>
-    </w:p>
-    <w:p>
-      <w:pPr>
-        <w:ind w:firstLine="720"/>
-        <w:rPr>
-          <w:lang w:val="en-US"/>
-        </w:rPr>
-      </w:pPr>
-      <w:proofErr w:type="gramStart"/>
-      <w:r>
-        <w:rPr>
-          <w:lang w:val="en-US"/>
-        </w:rPr>
-        <w:t>test(</w:t>
-      </w:r>
-      <w:proofErr w:type="gramEnd"/>
-      <w:r>
-        <w:rPr>
-          <w:lang w:val="en-US"/>
-        </w:rPr>
-        <w:t>“</w:t>
-      </w:r>
-      <w:proofErr w:type="gramStart"/>
-      <w:r>
-        <w:rPr>
-          <w:lang w:val="en-US"/>
-        </w:rPr>
-        <w:t>”,(</w:t>
-      </w:r>
-      <w:proofErr w:type="gramEnd"/>
-      <w:r>
-        <w:rPr>
-          <w:lang w:val="en-US"/>
-        </w:rPr>
-        <w:t>)=&gt; {</w:t>
-      </w:r>
-    </w:p>
-    <w:p>
-      <w:pPr>
-        <w:rPr>
-          <w:lang w:val="en-US"/>
-        </w:rPr>
-      </w:pPr>
-    </w:p>
-    <w:p>
-      <w:pPr>
-        <w:ind w:firstLine="720"/>
-        <w:rPr>
-          <w:lang w:val="en-US"/>
-        </w:rPr>
-      </w:pPr>
-      <w:r>
-        <w:rPr>
-          <w:lang w:val="en-US"/>
-        </w:rPr>
-        <w:t>})</w:t>
-      </w:r>
-    </w:p>
-    <w:p>
-      <w:pPr>
-        <w:ind w:firstLine="720"/>
-        <w:rPr>
-          <w:lang w:val="en-US"/>
-        </w:rPr>
-      </w:pPr>
-    </w:p>
-    <w:p>
-      <w:pPr>
-        <w:rPr>
-          <w:lang w:val="en-US"/>
-        </w:rPr>
-      </w:pPr>
-      <w:r>
-        <w:rPr>
-          <w:lang w:val="en-US"/>
-        </w:rPr>
-        <w:t>})</w:t>
-      </w:r>
-    </w:p>
-    <w:p>
-      <w:pPr>
-        <w:rPr>
-          <w:lang w:val="en-US"/>
-        </w:rPr>
-      </w:pPr>
-    </w:p>
-    <w:p>
-      <w:pPr>
-        <w:rPr>
-          <w:lang w:val="en-US"/>
-        </w:rPr>
-      </w:pPr>
-      <w:r>
-        <w:rPr>
-          <w:lang w:val="en-US"/>
-        </w:rPr>
-        <w:t xml:space="preserve">To run the testing </w:t>
-      </w:r>
-    </w:p>
-    <w:p>
-      <w:pPr>
-        <w:rPr>
-          <w:lang w:val="en-US"/>
-        </w:rPr>
-      </w:pPr>
-    </w:p>
-    <w:p>
-      <w:pPr>
-        <w:rPr>
-          <w:lang w:val="en-US"/>
-        </w:rPr>
-      </w:pPr>
-      <w:proofErr w:type="spellStart"/>
       <w:r>
         <w:rPr>
           <w:highlight w:val="yellow"/>
-          <w:lang w:val="en-US"/>
-        </w:rPr>
-        <w:t>npm</w:t>
-      </w:r>
-      <w:proofErr w:type="spellEnd"/>
-      <w:r>
-        <w:rPr>
-          <w:highlight w:val="yellow"/>
-          <w:lang w:val="en-US"/>
-        </w:rPr>
-        <w:t xml:space="preserve"> run test</w:t>
-      </w:r>
-      <w:r>
-        <w:rPr>
-          <w:lang w:val="en-US"/>
-        </w:rPr>
-        <w:t xml:space="preserve"> </w:t>
-      </w:r>
-    </w:p>
-    <w:p>
-      <w:pPr>
-        <w:rPr>
-          <w:lang w:val="en-US"/>
-        </w:rPr>
-      </w:pPr>
-    </w:p>
-    <w:p>
-      <w:pPr>
-        <w:rPr>
-          <w:lang w:val="en-US"/>
-        </w:rPr>
-      </w:pPr>
-    </w:p>
-    <w:p>
-      <w:pPr>
-        <w:rPr>
-          <w:lang w:val="en-US"/>
-        </w:rPr>
-      </w:pPr>
-    </w:p>
-    <w:p>
-      <w:pPr>
-        <w:rPr>
-          <w:lang w:val="en-US"/>
-        </w:rPr>
-      </w:pPr>
-    </w:p>
-    <w:p>
-      <w:pPr>
-        <w:rPr>
-          <w:lang w:val="en-US"/>
-        </w:rPr>
-      </w:pPr>
-    </w:p>
-    <w:p>
-      <w:pPr>
-        <w:rPr>
-          <w:lang w:val="en-US"/>
-        </w:rPr>
-      </w:pPr>
-    </w:p>
-    <w:p>
-      <w:pPr>
-        <w:rPr>
-          <w:lang w:val="en-US"/>
-        </w:rPr>
-      </w:pPr>
-    </w:p>
-    <w:p>
-      <w:pPr>
-        <w:rPr>
-          <w:lang w:val="en-US"/>
-        </w:rPr>
-      </w:pPr>
-    </w:p>
-    <w:p>
-      <w:pPr>
-        <w:rPr>
-          <w:lang w:val="en-US"/>
-        </w:rPr>
-      </w:pPr>
-    </w:p>
-    <w:p>
-      <w:pPr>
-        <w:rPr>
-          <w:lang w:val="en-US"/>
-        </w:rPr>
-      </w:pPr>
-    </w:p>
-    <w:p>
-      <w:pPr>
-        <w:rPr>
-          <w:lang w:val="en-US"/>
-        </w:rPr>
-      </w:pPr>
-    </w:p>
-    <w:p>
-      <w:pPr>
-        <w:rPr>
-          <w:lang w:val="en-US"/>
-        </w:rPr>
-      </w:pPr>
-    </w:p>
-    <w:p>
-      <w:pPr>
-        <w:rPr>
-          <w:lang w:val="en-US"/>
-        </w:rPr>
-      </w:pPr>
-    </w:p>
-    <w:p>
-      <w:pPr>
-        <w:rPr>
-          <w:lang w:val="en-US"/>
-        </w:rPr>
-      </w:pPr>
-    </w:p>
-    <w:p>
-      <w:pPr>
-        <w:rPr>
-          <w:lang w:val="en-US"/>
-        </w:rPr>
-      </w:pPr>
-    </w:p>
-    <w:p>
-      <w:pPr>
-        <w:rPr>
-          <w:lang w:val="en-US"/>
-        </w:rPr>
-      </w:pPr>
-      <w:r>
-        <w:rPr>
-          <w:lang w:val="en-US"/>
-        </w:rPr>
-        <w:t xml:space="preserve">HR portal App develop using React JS </w:t>
-      </w:r>
-    </w:p>
-    <w:p>
-      <w:pPr>
-        <w:rPr>
-          <w:lang w:val="en-US"/>
-        </w:rPr>
-      </w:pPr>
-      <w:r>
-        <w:rPr>
-          <w:lang w:val="en-US"/>
-        </w:rPr>
-        <w:t xml:space="preserve">Types of </w:t>
-      </w:r>
-      <w:proofErr w:type="gramStart"/>
-      <w:r>
-        <w:rPr>
-          <w:lang w:val="en-US"/>
-        </w:rPr>
-        <w:t>user</w:t>
-      </w:r>
-      <w:proofErr w:type="gramEnd"/>
-      <w:r>
-        <w:rPr>
-          <w:lang w:val="en-US"/>
-        </w:rPr>
-        <w:t xml:space="preserve"> </w:t>
-      </w:r>
-    </w:p>
-    <w:p>
-      <w:pPr>
-        <w:rPr>
-          <w:lang w:val="en-US"/>
-        </w:rPr>
-      </w:pPr>
-      <w:r>
-        <w:rPr>
           <w:lang w:val="en-US"/>
         </w:rPr>
         <w:tab/>
@@ -1644,23 +638,37 @@
       </w:r>
       <w:r>
         <w:rPr>
+          <w:highlight w:val="yellow"/>
           <w:lang w:val="en-US"/>
         </w:rPr>
         <w:sym w:font="Wingdings" w:char="F0E0"/>
       </w:r>
       <w:r>
         <w:rPr>
-          <w:lang w:val="en-US"/>
-        </w:rPr>
-        <w:t xml:space="preserve"> HR </w:t>
-      </w:r>
-    </w:p>
-    <w:p>
-      <w:pPr>
-        <w:rPr>
-          <w:lang w:val="en-US"/>
-        </w:rPr>
-      </w:pPr>
+          <w:highlight w:val="yellow"/>
+          <w:lang w:val="en-US"/>
+        </w:rPr>
+        <w:t xml:space="preserve"> Sing Up for new Employee</w:t>
+      </w:r>
+      <w:r>
+        <w:rPr>
+          <w:lang w:val="en-US"/>
+        </w:rPr>
+        <w:t xml:space="preserve"> </w:t>
+      </w:r>
+    </w:p>
+    <w:p>
+      <w:pPr>
+        <w:rPr>
+          <w:lang w:val="en-US"/>
+        </w:rPr>
+      </w:pPr>
+      <w:r>
+        <w:rPr>
+          <w:lang w:val="en-US"/>
+        </w:rPr>
+        <w:t xml:space="preserve"> </w:t>
+      </w:r>
       <w:r>
         <w:rPr>
           <w:lang w:val="en-US"/>
@@ -1669,16 +677,102 @@
       </w:r>
       <w:r>
         <w:rPr>
-          <w:lang w:val="en-US"/>
-        </w:rPr>
-        <w:sym w:font="Wingdings" w:char="F0E0"/>
-      </w:r>
-      <w:r>
-        <w:rPr>
-          <w:lang w:val="en-US"/>
-        </w:rPr>
-        <w:t xml:space="preserve"> Employee </w:t>
-      </w:r>
+          <w:highlight w:val="yellow"/>
+          <w:lang w:val="en-US"/>
+        </w:rPr>
+        <w:t xml:space="preserve">Display </w:t>
+      </w:r>
+      <w:proofErr w:type="gramStart"/>
+      <w:r>
+        <w:rPr>
+          <w:highlight w:val="yellow"/>
+          <w:lang w:val="en-US"/>
+        </w:rPr>
+        <w:t>only</w:t>
+      </w:r>
+      <w:proofErr w:type="gramEnd"/>
+      <w:r>
+        <w:rPr>
+          <w:highlight w:val="yellow"/>
+          <w:lang w:val="en-US"/>
+        </w:rPr>
+        <w:t xml:space="preserve"> </w:t>
+      </w:r>
+      <w:proofErr w:type="spellStart"/>
+      <w:r>
+        <w:rPr>
+          <w:highlight w:val="yellow"/>
+          <w:lang w:val="en-US"/>
+        </w:rPr>
+        <w:t>emailId</w:t>
+      </w:r>
+      <w:proofErr w:type="spellEnd"/>
+      <w:r>
+        <w:rPr>
+          <w:highlight w:val="yellow"/>
+          <w:lang w:val="en-US"/>
+        </w:rPr>
+        <w:t xml:space="preserve"> field. And check </w:t>
+      </w:r>
+      <w:proofErr w:type="spellStart"/>
+      <w:r>
+        <w:rPr>
+          <w:highlight w:val="yellow"/>
+          <w:lang w:val="en-US"/>
+        </w:rPr>
+        <w:t>emailId</w:t>
+      </w:r>
+      <w:proofErr w:type="spellEnd"/>
+      <w:r>
+        <w:rPr>
+          <w:highlight w:val="yellow"/>
+          <w:lang w:val="en-US"/>
+        </w:rPr>
+        <w:t xml:space="preserve"> from </w:t>
+      </w:r>
+      <w:proofErr w:type="spellStart"/>
+      <w:r>
+        <w:rPr>
+          <w:highlight w:val="yellow"/>
+          <w:lang w:val="en-US"/>
+        </w:rPr>
+        <w:t>json</w:t>
+      </w:r>
+      <w:proofErr w:type="spellEnd"/>
+      <w:r>
+        <w:rPr>
+          <w:highlight w:val="yellow"/>
+          <w:lang w:val="en-US"/>
+        </w:rPr>
+        <w:t xml:space="preserve"> file added by hr. if present then allow to add other information like password</w:t>
+      </w:r>
+      <w:r>
+        <w:rPr>
+          <w:lang w:val="en-US"/>
+        </w:rPr>
+        <w:t xml:space="preserve"> </w:t>
+      </w:r>
+      <w:proofErr w:type="gramStart"/>
+      <w:r>
+        <w:rPr>
+          <w:lang w:val="en-US"/>
+        </w:rPr>
+        <w:t>and etc.</w:t>
+      </w:r>
+      <w:proofErr w:type="gramEnd"/>
+      <w:r>
+        <w:rPr>
+          <w:lang w:val="en-US"/>
+        </w:rPr>
+        <w:t xml:space="preserve"> </w:t>
+      </w:r>
+    </w:p>
+    <w:p>
+      <w:pPr>
+        <w:rPr>
+          <w:lang w:val="en-US"/>
+        </w:rPr>
+      </w:pPr>
       <w:r>
         <w:rPr>
           <w:lang w:val="en-US"/>
@@ -1692,662 +786,81 @@
           <w:lang w:val="en-US"/>
         </w:rPr>
       </w:pPr>
-      <w:r>
-        <w:rPr>
-          <w:lang w:val="en-US"/>
-        </w:rPr>
-        <w:tab/>
-      </w:r>
+    </w:p>
+    <w:p>
+      <w:pPr>
+        <w:rPr>
+          <w:lang w:val="en-US"/>
+        </w:rPr>
+      </w:pPr>
+    </w:p>
+    <w:p>
+      <w:pPr>
+        <w:rPr>
+          <w:lang w:val="en-US"/>
+        </w:rPr>
+      </w:pPr>
       <w:proofErr w:type="spellStart"/>
       <w:r>
         <w:rPr>
           <w:lang w:val="en-US"/>
         </w:rPr>
-        <w:t>Login.jsx</w:t>
+        <w:t>Db.json</w:t>
       </w:r>
       <w:proofErr w:type="spellEnd"/>
       <w:r>
         <w:rPr>
           <w:lang w:val="en-US"/>
         </w:rPr>
-        <w:t xml:space="preserve"> </w:t>
-      </w:r>
-      <w:r>
-        <w:rPr>
-          <w:lang w:val="en-US"/>
-        </w:rPr>
-        <w:tab/>
-      </w:r>
-      <w:r>
-        <w:rPr>
-          <w:lang w:val="en-US"/>
-        </w:rPr>
-        <w:tab/>
-      </w:r>
+        <w:t xml:space="preserve"> file </w:t>
+      </w:r>
+    </w:p>
+    <w:p>
+      <w:pPr>
+        <w:rPr>
+          <w:lang w:val="en-US"/>
+        </w:rPr>
+      </w:pPr>
+    </w:p>
+    <w:p>
+      <w:pPr>
+        <w:rPr>
+          <w:lang w:val="en-US"/>
+        </w:rPr>
+      </w:pPr>
+    </w:p>
+    <w:p>
+      <w:pPr>
+        <w:rPr>
+          <w:lang w:val="en-US"/>
+        </w:rPr>
+      </w:pPr>
+    </w:p>
+    <w:p>
+      <w:pPr>
+        <w:rPr>
+          <w:lang w:val="en-US"/>
+        </w:rPr>
+      </w:pPr>
+    </w:p>
+    <w:p>
+      <w:pPr>
+        <w:rPr>
+          <w:lang w:val="en-US"/>
+        </w:rPr>
+      </w:pPr>
+    </w:p>
+    <w:p>
+      <w:pPr>
+        <w:rPr>
+          <w:lang w:val="en-US"/>
+        </w:rPr>
+      </w:pPr>
       <w:proofErr w:type="spellStart"/>
       <w:r>
         <w:rPr>
           <w:lang w:val="en-US"/>
         </w:rPr>
-        <w:t>emai</w:t>
-      </w:r>
-      <w:proofErr w:type="spellEnd"/>
-      <w:r>
-        <w:rPr>
-          <w:lang w:val="en-US"/>
-        </w:rPr>
-        <w:t xml:space="preserve"> </w:t>
-      </w:r>
-      <w:proofErr w:type="spellStart"/>
-      <w:proofErr w:type="gramStart"/>
-      <w:r>
-        <w:rPr>
-          <w:lang w:val="en-US"/>
-        </w:rPr>
-        <w:t>ld</w:t>
-      </w:r>
-      <w:proofErr w:type="spellEnd"/>
-      <w:r>
-        <w:rPr>
-          <w:lang w:val="en-US"/>
-        </w:rPr>
-        <w:t xml:space="preserve"> ,</w:t>
-      </w:r>
-      <w:proofErr w:type="gramEnd"/>
-      <w:r>
-        <w:rPr>
-          <w:lang w:val="en-US"/>
-        </w:rPr>
-        <w:t xml:space="preserve"> password and </w:t>
-      </w:r>
-      <w:proofErr w:type="spellStart"/>
-      <w:r>
-        <w:rPr>
-          <w:lang w:val="en-US"/>
-        </w:rPr>
-        <w:t>typeofUser</w:t>
-      </w:r>
-      <w:proofErr w:type="spellEnd"/>
-    </w:p>
-    <w:p>
-      <w:pPr>
-        <w:rPr>
-          <w:lang w:val="en-US"/>
-        </w:rPr>
-      </w:pPr>
-      <w:r>
-        <w:rPr>
-          <w:lang w:val="en-US"/>
-        </w:rPr>
-        <w:tab/>
-        <w:t xml:space="preserve">If user is HR </w:t>
-      </w:r>
-    </w:p>
-    <w:p>
-      <w:pPr>
-        <w:rPr>
-          <w:lang w:val="en-US"/>
-        </w:rPr>
-      </w:pPr>
-      <w:r>
-        <w:rPr>
-          <w:lang w:val="en-US"/>
-        </w:rPr>
-        <w:tab/>
-        <w:t xml:space="preserve">Open the </w:t>
-      </w:r>
-      <w:proofErr w:type="spellStart"/>
-      <w:r>
-        <w:rPr>
-          <w:lang w:val="en-US"/>
-        </w:rPr>
-        <w:t>HrDashboard.jsx</w:t>
-      </w:r>
-      <w:proofErr w:type="spellEnd"/>
-      <w:r>
-        <w:rPr>
-          <w:lang w:val="en-US"/>
-        </w:rPr>
-        <w:t xml:space="preserve"> </w:t>
-      </w:r>
-    </w:p>
-    <w:p>
-      <w:pPr>
-        <w:rPr>
-          <w:lang w:val="en-US"/>
-        </w:rPr>
-      </w:pPr>
-      <w:r>
-        <w:rPr>
-          <w:lang w:val="en-US"/>
-        </w:rPr>
-        <w:tab/>
-      </w:r>
-      <w:r>
-        <w:rPr>
-          <w:lang w:val="en-US"/>
-        </w:rPr>
-        <w:tab/>
-        <w:t>Add Employee -</w:t>
-      </w:r>
-      <w:r>
-        <w:rPr>
-          <w:lang w:val="en-US"/>
-        </w:rPr>
-        <w:sym w:font="Wingdings" w:char="F0E0"/>
-      </w:r>
-      <w:r>
-        <w:rPr>
-          <w:lang w:val="en-US"/>
-        </w:rPr>
-        <w:t xml:space="preserve"> email id and department. </w:t>
-      </w:r>
-      <w:proofErr w:type="spellStart"/>
-      <w:r>
-        <w:rPr>
-          <w:lang w:val="en-US"/>
-        </w:rPr>
-        <w:t>AddEmployee.jsx</w:t>
-      </w:r>
-      <w:proofErr w:type="spellEnd"/>
-      <w:r>
-        <w:rPr>
-          <w:lang w:val="en-US"/>
-        </w:rPr>
-        <w:t xml:space="preserve"> </w:t>
-      </w:r>
-    </w:p>
-    <w:p>
-      <w:pPr>
-        <w:rPr>
-          <w:lang w:val="en-US"/>
-        </w:rPr>
-      </w:pPr>
-      <w:r>
-        <w:rPr>
-          <w:lang w:val="en-US"/>
-        </w:rPr>
-        <w:tab/>
-      </w:r>
-      <w:r>
-        <w:rPr>
-          <w:lang w:val="en-US"/>
-        </w:rPr>
-        <w:tab/>
-        <w:t>View All Employee details -</w:t>
-      </w:r>
-      <w:r>
-        <w:rPr>
-          <w:lang w:val="en-US"/>
-        </w:rPr>
-        <w:sym w:font="Wingdings" w:char="F0E0"/>
-      </w:r>
-      <w:proofErr w:type="spellStart"/>
-      <w:r>
-        <w:rPr>
-          <w:lang w:val="en-US"/>
-        </w:rPr>
-        <w:t>ViewEmployees.jsx</w:t>
-      </w:r>
-      <w:proofErr w:type="spellEnd"/>
-      <w:r>
-        <w:rPr>
-          <w:lang w:val="en-US"/>
-        </w:rPr>
-        <w:t xml:space="preserve"> </w:t>
-      </w:r>
-    </w:p>
-    <w:p>
-      <w:pPr>
-        <w:rPr>
-          <w:lang w:val="en-US"/>
-        </w:rPr>
-      </w:pPr>
-      <w:r>
-        <w:rPr>
-          <w:lang w:val="en-US"/>
-        </w:rPr>
-        <w:tab/>
-      </w:r>
-      <w:r>
-        <w:rPr>
-          <w:lang w:val="en-US"/>
-        </w:rPr>
-        <w:tab/>
-        <w:t xml:space="preserve">View All Employee leave request </w:t>
-      </w:r>
-      <w:r>
-        <w:rPr>
-          <w:lang w:val="en-US"/>
-        </w:rPr>
-        <w:sym w:font="Wingdings" w:char="F0E0"/>
-      </w:r>
-      <w:r>
-        <w:rPr>
-          <w:lang w:val="en-US"/>
-        </w:rPr>
-        <w:t xml:space="preserve"> </w:t>
-      </w:r>
-      <w:proofErr w:type="spellStart"/>
-      <w:r>
-        <w:rPr>
-          <w:lang w:val="en-US"/>
-        </w:rPr>
-        <w:t>ViewAllEmployeeLeaveInfo.jsx</w:t>
-      </w:r>
-      <w:proofErr w:type="spellEnd"/>
-      <w:r>
-        <w:rPr>
-          <w:lang w:val="en-US"/>
-        </w:rPr>
-        <w:t xml:space="preserve"> </w:t>
-      </w:r>
-    </w:p>
-    <w:p>
-      <w:pPr>
-        <w:rPr>
-          <w:lang w:val="en-US"/>
-        </w:rPr>
-      </w:pPr>
-      <w:r>
-        <w:rPr>
-          <w:lang w:val="en-US"/>
-        </w:rPr>
-        <w:tab/>
-        <w:t xml:space="preserve">If user is Employee </w:t>
-      </w:r>
-    </w:p>
-    <w:p>
-      <w:pPr>
-        <w:rPr>
-          <w:lang w:val="en-US"/>
-        </w:rPr>
-      </w:pPr>
-      <w:r>
-        <w:rPr>
-          <w:lang w:val="en-US"/>
-        </w:rPr>
-        <w:tab/>
-        <w:t xml:space="preserve">Open the </w:t>
-      </w:r>
-      <w:proofErr w:type="spellStart"/>
-      <w:r>
-        <w:rPr>
-          <w:lang w:val="en-US"/>
-        </w:rPr>
-        <w:t>EmployeeDashboard.jsx</w:t>
-      </w:r>
-      <w:proofErr w:type="spellEnd"/>
-      <w:r>
-        <w:rPr>
-          <w:lang w:val="en-US"/>
-        </w:rPr>
-        <w:t xml:space="preserve"> </w:t>
-      </w:r>
-    </w:p>
-    <w:p>
-      <w:pPr>
-        <w:rPr>
-          <w:lang w:val="en-US"/>
-        </w:rPr>
-      </w:pPr>
-      <w:r>
-        <w:rPr>
-          <w:lang w:val="en-US"/>
-        </w:rPr>
-        <w:tab/>
-      </w:r>
-      <w:r>
-        <w:rPr>
-          <w:lang w:val="en-US"/>
-        </w:rPr>
-        <w:tab/>
-        <w:t xml:space="preserve">View its own personal details </w:t>
-      </w:r>
-      <w:proofErr w:type="spellStart"/>
-      <w:r>
-        <w:rPr>
-          <w:lang w:val="en-US"/>
-        </w:rPr>
-        <w:t>ViewEmployeeInfo.jsx</w:t>
-      </w:r>
-      <w:proofErr w:type="spellEnd"/>
-      <w:r>
-        <w:rPr>
-          <w:lang w:val="en-US"/>
-        </w:rPr>
-        <w:t xml:space="preserve"> </w:t>
-      </w:r>
-    </w:p>
-    <w:p>
-      <w:pPr>
-        <w:rPr>
-          <w:lang w:val="en-US"/>
-        </w:rPr>
-      </w:pPr>
-      <w:r>
-        <w:rPr>
-          <w:lang w:val="en-US"/>
-        </w:rPr>
-        <w:tab/>
-      </w:r>
-      <w:r>
-        <w:rPr>
-          <w:lang w:val="en-US"/>
-        </w:rPr>
-        <w:tab/>
-        <w:t>Apply leave details -</w:t>
-      </w:r>
-      <w:r>
-        <w:rPr>
-          <w:lang w:val="en-US"/>
-        </w:rPr>
-        <w:sym w:font="Wingdings" w:char="F0E0"/>
-      </w:r>
-      <w:r>
-        <w:rPr>
-          <w:lang w:val="en-US"/>
-        </w:rPr>
-        <w:t xml:space="preserve"> </w:t>
-      </w:r>
-      <w:proofErr w:type="spellStart"/>
-      <w:r>
-        <w:rPr>
-          <w:lang w:val="en-US"/>
-        </w:rPr>
-        <w:t>ApplyLeave.jsx</w:t>
-      </w:r>
-      <w:proofErr w:type="spellEnd"/>
-      <w:r>
-        <w:rPr>
-          <w:lang w:val="en-US"/>
-        </w:rPr>
-        <w:t xml:space="preserve"> </w:t>
-      </w:r>
-    </w:p>
-    <w:p>
-      <w:pPr>
-        <w:rPr>
-          <w:lang w:val="en-US"/>
-        </w:rPr>
-      </w:pPr>
-      <w:r>
-        <w:rPr>
-          <w:lang w:val="en-US"/>
-        </w:rPr>
-        <w:tab/>
-      </w:r>
-      <w:r>
-        <w:rPr>
-          <w:lang w:val="en-US"/>
-        </w:rPr>
-        <w:tab/>
-        <w:t>View leave status -</w:t>
-      </w:r>
-      <w:r>
-        <w:rPr>
-          <w:lang w:val="en-US"/>
-        </w:rPr>
-        <w:sym w:font="Wingdings" w:char="F0E0"/>
-      </w:r>
-      <w:r>
-        <w:rPr>
-          <w:lang w:val="en-US"/>
-        </w:rPr>
-        <w:t xml:space="preserve"> </w:t>
-      </w:r>
-      <w:proofErr w:type="spellStart"/>
-      <w:r>
-        <w:rPr>
-          <w:lang w:val="en-US"/>
-        </w:rPr>
-        <w:t>ViewLeaveStat.jsx</w:t>
-      </w:r>
-      <w:proofErr w:type="spellEnd"/>
-      <w:r>
-        <w:rPr>
-          <w:lang w:val="en-US"/>
-        </w:rPr>
-        <w:t xml:space="preserve"> </w:t>
-      </w:r>
-    </w:p>
-    <w:p>
-      <w:pPr>
-        <w:rPr>
-          <w:lang w:val="en-US"/>
-        </w:rPr>
-      </w:pPr>
-      <w:r>
-        <w:rPr>
-          <w:lang w:val="en-US"/>
-        </w:rPr>
-        <w:tab/>
-      </w:r>
-      <w:proofErr w:type="spellStart"/>
-      <w:r>
-        <w:rPr>
-          <w:lang w:val="en-US"/>
-        </w:rPr>
-        <w:t>SignUp.jsx</w:t>
-      </w:r>
-      <w:proofErr w:type="spellEnd"/>
-      <w:r>
-        <w:rPr>
-          <w:lang w:val="en-US"/>
-        </w:rPr>
-        <w:t xml:space="preserve"> </w:t>
-      </w:r>
-      <w:r>
-        <w:rPr>
-          <w:lang w:val="en-US"/>
-        </w:rPr>
-        <w:tab/>
-      </w:r>
-      <w:r>
-        <w:rPr>
-          <w:lang w:val="en-US"/>
-        </w:rPr>
-        <w:tab/>
-        <w:t>-</w:t>
-      </w:r>
-      <w:r>
-        <w:rPr>
-          <w:lang w:val="en-US"/>
-        </w:rPr>
-        <w:sym w:font="Wingdings" w:char="F0E0"/>
-      </w:r>
-      <w:r>
-        <w:rPr>
-          <w:lang w:val="en-US"/>
-        </w:rPr>
-        <w:t xml:space="preserve"> Sing Up for new Employee </w:t>
-      </w:r>
-    </w:p>
-    <w:p>
-      <w:pPr>
-        <w:rPr>
-          <w:lang w:val="en-US"/>
-        </w:rPr>
-      </w:pPr>
-      <w:r>
-        <w:rPr>
-          <w:lang w:val="en-US"/>
-        </w:rPr>
-        <w:t xml:space="preserve"> </w:t>
-      </w:r>
-      <w:r>
-        <w:rPr>
-          <w:lang w:val="en-US"/>
-        </w:rPr>
-        <w:tab/>
-        <w:t xml:space="preserve">Display </w:t>
-      </w:r>
-      <w:proofErr w:type="gramStart"/>
-      <w:r>
-        <w:rPr>
-          <w:lang w:val="en-US"/>
-        </w:rPr>
-        <w:t>only</w:t>
-      </w:r>
-      <w:proofErr w:type="gramEnd"/>
-      <w:r>
-        <w:rPr>
-          <w:lang w:val="en-US"/>
-        </w:rPr>
-        <w:t xml:space="preserve"> </w:t>
-      </w:r>
-      <w:proofErr w:type="spellStart"/>
-      <w:r>
-        <w:rPr>
-          <w:lang w:val="en-US"/>
-        </w:rPr>
-        <w:t>emailId</w:t>
-      </w:r>
-      <w:proofErr w:type="spellEnd"/>
-      <w:r>
-        <w:rPr>
-          <w:lang w:val="en-US"/>
-        </w:rPr>
-        <w:t xml:space="preserve"> field. And check </w:t>
-      </w:r>
-      <w:proofErr w:type="spellStart"/>
-      <w:r>
-        <w:rPr>
-          <w:lang w:val="en-US"/>
-        </w:rPr>
-        <w:t>emailId</w:t>
-      </w:r>
-      <w:proofErr w:type="spellEnd"/>
-      <w:r>
-        <w:rPr>
-          <w:lang w:val="en-US"/>
-        </w:rPr>
-        <w:t xml:space="preserve"> from </w:t>
-      </w:r>
-      <w:proofErr w:type="spellStart"/>
-      <w:r>
-        <w:rPr>
-          <w:lang w:val="en-US"/>
-        </w:rPr>
-        <w:t>json</w:t>
-      </w:r>
-      <w:proofErr w:type="spellEnd"/>
-      <w:r>
-        <w:rPr>
-          <w:lang w:val="en-US"/>
-        </w:rPr>
-        <w:t xml:space="preserve"> file added by hr. if present then allow to add other information like password </w:t>
-      </w:r>
-      <w:proofErr w:type="gramStart"/>
-      <w:r>
-        <w:rPr>
-          <w:lang w:val="en-US"/>
-        </w:rPr>
-        <w:t>and etc.</w:t>
-      </w:r>
-      <w:proofErr w:type="gramEnd"/>
-      <w:r>
-        <w:rPr>
-          <w:lang w:val="en-US"/>
-        </w:rPr>
-        <w:t xml:space="preserve"> </w:t>
-      </w:r>
-    </w:p>
-    <w:p>
-      <w:pPr>
-        <w:rPr>
-          <w:lang w:val="en-US"/>
-        </w:rPr>
-      </w:pPr>
-      <w:r>
-        <w:rPr>
-          <w:lang w:val="en-US"/>
-        </w:rPr>
-        <w:tab/>
-      </w:r>
-    </w:p>
-    <w:p>
-      <w:pPr>
-        <w:rPr>
-          <w:lang w:val="en-US"/>
-        </w:rPr>
-      </w:pPr>
-    </w:p>
-    <w:p>
-      <w:pPr>
-        <w:rPr>
-          <w:lang w:val="en-US"/>
-        </w:rPr>
-      </w:pPr>
-    </w:p>
-    <w:p>
-      <w:pPr>
-        <w:rPr>
-          <w:lang w:val="en-US"/>
-        </w:rPr>
-      </w:pPr>
-      <w:proofErr w:type="spellStart"/>
-      <w:r>
-        <w:rPr>
-          <w:lang w:val="en-US"/>
-        </w:rPr>
-        <w:t>Db.json</w:t>
-      </w:r>
-      <w:proofErr w:type="spellEnd"/>
-      <w:r>
-        <w:rPr>
-          <w:lang w:val="en-US"/>
-        </w:rPr>
-        <w:t xml:space="preserve"> file </w:t>
-      </w:r>
-    </w:p>
-    <w:p>
-      <w:pPr>
-        <w:rPr>
-          <w:lang w:val="en-US"/>
-        </w:rPr>
-      </w:pPr>
-    </w:p>
-    <w:p>
-      <w:pPr>
-        <w:rPr>
-          <w:lang w:val="en-US"/>
-        </w:rPr>
-      </w:pPr>
-    </w:p>
-    <w:p>
-      <w:pPr>
-        <w:rPr>
-          <w:lang w:val="en-US"/>
-        </w:rPr>
-      </w:pPr>
-    </w:p>
-    <w:p>
-      <w:pPr>
-        <w:rPr>
-          <w:lang w:val="en-US"/>
-        </w:rPr>
-      </w:pPr>
-    </w:p>
-    <w:p>
-      <w:pPr>
-        <w:rPr>
-          <w:lang w:val="en-US"/>
-        </w:rPr>
-      </w:pPr>
-    </w:p>
-    <w:p>
-      <w:pPr>
-        <w:rPr>
-          <w:lang w:val="en-US"/>
-        </w:rPr>
-      </w:pPr>
-      <w:proofErr w:type="spellStart"/>
-      <w:r>
-        <w:rPr>
-          <w:lang w:val="en-US"/>
-        </w:rPr>
-        <w:lastRenderedPageBreak/>
         <w:t>npm</w:t>
       </w:r>
       <w:proofErr w:type="spellEnd"/>
